--- a/Question A Task 2.docx
+++ b/Question A Task 2.docx
@@ -235,33 +235,6 @@
     <w:p>
       <w:pPr>
         <w:pStyle w:val="ListParagraph"/>
-        <w:numPr>
-          <w:ilvl w:val="0"/>
-          <w:numId w:val="2"/>
-        </w:numPr>
-        <w:spacing w:line="360" w:lineRule="auto"/>
-        <w:jc w:val="both"/>
-        <w:rPr>
-          <w:rFonts w:ascii="Times New Roman" w:hAnsi="Times New Roman" w:cs="Times New Roman"/>
-        </w:rPr>
-      </w:pPr>
-      <w:r>
-        <w:rPr>
-          <w:rFonts w:ascii="Times New Roman" w:hAnsi="Times New Roman" w:cs="Times New Roman"/>
-          <w:b/>
-          <w:bCs/>
-        </w:rPr>
-        <w:t>Passwords</w:t>
-      </w:r>
-      <w:r>
-        <w:rPr>
-          <w:rFonts w:ascii="Times New Roman" w:hAnsi="Times New Roman" w:cs="Times New Roman"/>
-        </w:rPr>
-        <w:t xml:space="preserve"> must be hashed</w:t>
-      </w:r>
-    </w:p>
-    <w:p>
-      <w:pPr>
         <w:spacing w:line="360" w:lineRule="auto"/>
         <w:jc w:val="both"/>
         <w:rPr>
@@ -369,26 +342,6 @@
         <w:rPr>
           <w:rFonts w:ascii="Times New Roman" w:hAnsi="Times New Roman" w:cs="Times New Roman"/>
         </w:rPr>
-        <w:t>CORS restriction; only allow requests from trusted frontend origins, not all.</w:t>
-      </w:r>
-    </w:p>
-    <w:p>
-      <w:pPr>
-        <w:pStyle w:val="ListParagraph"/>
-        <w:numPr>
-          <w:ilvl w:val="0"/>
-          <w:numId w:val="2"/>
-        </w:numPr>
-        <w:spacing w:line="360" w:lineRule="auto"/>
-        <w:jc w:val="both"/>
-        <w:rPr>
-          <w:rFonts w:ascii="Times New Roman" w:hAnsi="Times New Roman" w:cs="Times New Roman"/>
-        </w:rPr>
-      </w:pPr>
-      <w:r>
-        <w:rPr>
-          <w:rFonts w:ascii="Times New Roman" w:hAnsi="Times New Roman" w:cs="Times New Roman"/>
-        </w:rPr>
         <w:t>Ensure the system users have strong user credentials.</w:t>
       </w:r>
     </w:p>
@@ -733,7 +686,6 @@
         <w:rPr>
           <w:rFonts w:ascii="Times New Roman" w:hAnsi="Times New Roman" w:cs="Times New Roman"/>
         </w:rPr>
-        <w:lastRenderedPageBreak/>
         <w:t>Then n</w:t>
       </w:r>
       <w:r>
@@ -746,7 +698,21 @@
         <w:rPr>
           <w:rFonts w:ascii="Times New Roman" w:hAnsi="Times New Roman" w:cs="Times New Roman"/>
         </w:rPr>
-        <w:t xml:space="preserve">issues comes from, </w:t>
+        <w:t xml:space="preserve">issues </w:t>
+      </w:r>
+      <w:proofErr w:type="gramStart"/>
+      <w:r>
+        <w:rPr>
+          <w:rFonts w:ascii="Times New Roman" w:hAnsi="Times New Roman" w:cs="Times New Roman"/>
+        </w:rPr>
+        <w:t>comes</w:t>
+      </w:r>
+      <w:proofErr w:type="gramEnd"/>
+      <w:r>
+        <w:rPr>
+          <w:rFonts w:ascii="Times New Roman" w:hAnsi="Times New Roman" w:cs="Times New Roman"/>
+        </w:rPr>
+        <w:t xml:space="preserve"> from, </w:t>
       </w:r>
       <w:r>
         <w:rPr>
@@ -865,6 +831,7 @@
         <w:rPr>
           <w:rFonts w:ascii="Times New Roman" w:hAnsi="Times New Roman" w:cs="Times New Roman"/>
         </w:rPr>
+        <w:lastRenderedPageBreak/>
         <w:t xml:space="preserve">Measure response time before and after the fix </w:t>
       </w:r>
     </w:p>
